--- a/manuscript/Bioinformatics_Supplementary_Final_CN.docx
+++ b/manuscript/Bioinformatics_Supplementary_Final_CN.docx
@@ -1915,12 +1915,726 @@
         <w:pStyle w:val="Heading1"/>
       </w:pPr>
       <w:r>
+        <w:t>S5a：与现代重新训练基线的比较</w:t>
+      </w:r>
+    </w:p>
+    <w:p>
+      <w:r>
+        <w:t>所有预测器均在冻结训练划分上重新训练，并在1,646条记录的测试划分上各评估一次。UniKP与DLKcat按其冻结协议；CataPro使用缓存ProtT5/MolT5特征上的官方预测头与默认优化器，以固定验证集早停替代官方十折；CatPred为适配管线（非标准残基映射至零嵌入、内存映射特征缓存、独立成员种子修订），围绕冻结的650M参数ESM-2特征与官方集成推理（三组种子 x 每组10成员），非上游运行的逐位复现。</w:t>
+      </w:r>
+    </w:p>
+    <w:p>
+      <w:r>
+        <w:rPr>
+          <w:b/>
+        </w:rPr>
+        <w:t>补充表S4。</w:t>
+      </w:r>
+      <w:r>
+        <w:t xml:space="preserve"> 三种子汇总（种子间均值 +/- SD）。</w:t>
+      </w:r>
+    </w:p>
+    <w:tbl>
+      <w:tblPr>
+        <w:tblStyle w:val="TableGrid"/>
+        <w:tblW w:type="auto" w:w="0"/>
+        <w:tblLook w:firstColumn="1" w:firstRow="1" w:lastColumn="0" w:lastRow="0" w:noHBand="0" w:noVBand="1" w:val="04A0"/>
+      </w:tblPr>
+      <w:tblGrid>
+        <w:gridCol w:w="2160"/>
+        <w:gridCol w:w="2160"/>
+        <w:gridCol w:w="2160"/>
+        <w:gridCol w:w="2160"/>
+      </w:tblGrid>
+      <w:tr>
+        <w:tc>
+          <w:tcPr>
+            <w:tcW w:type="dxa" w:w="2160"/>
+          </w:tcPr>
+          <w:p>
+            <w:r>
+              <w:rPr>
+                <w:b/>
+                <w:sz w:val="18"/>
+              </w:rPr>
+              <w:t>模型</w:t>
+            </w:r>
+          </w:p>
+        </w:tc>
+        <w:tc>
+          <w:tcPr>
+            <w:tcW w:type="dxa" w:w="2160"/>
+          </w:tcPr>
+          <w:p>
+            <w:r>
+              <w:rPr>
+                <w:b/>
+                <w:sz w:val="18"/>
+              </w:rPr>
+              <w:t>RMSE</w:t>
+            </w:r>
+          </w:p>
+        </w:tc>
+        <w:tc>
+          <w:tcPr>
+            <w:tcW w:type="dxa" w:w="2160"/>
+          </w:tcPr>
+          <w:p>
+            <w:r>
+              <w:rPr>
+                <w:b/>
+                <w:sz w:val="18"/>
+              </w:rPr>
+              <w:t>MAE</w:t>
+            </w:r>
+          </w:p>
+        </w:tc>
+        <w:tc>
+          <w:tcPr>
+            <w:tcW w:type="dxa" w:w="2160"/>
+          </w:tcPr>
+          <w:p>
+            <w:r>
+              <w:rPr>
+                <w:b/>
+                <w:sz w:val="18"/>
+              </w:rPr>
+              <w:t>Pearson</w:t>
+            </w:r>
+          </w:p>
+        </w:tc>
+      </w:tr>
+      <w:tr>
+        <w:tc>
+          <w:tcPr>
+            <w:tcW w:type="dxa" w:w="2160"/>
+          </w:tcPr>
+          <w:p>
+            <w:r>
+              <w:rPr>
+                <w:sz w:val="18"/>
+              </w:rPr>
+              <w:t>BioCandidateRanker ESM-2（历史实现）</w:t>
+            </w:r>
+          </w:p>
+        </w:tc>
+        <w:tc>
+          <w:tcPr>
+            <w:tcW w:type="dxa" w:w="2160"/>
+          </w:tcPr>
+          <w:p>
+            <w:r>
+              <w:rPr>
+                <w:sz w:val="18"/>
+              </w:rPr>
+              <w:t>1.3916 +/- 0.0183</w:t>
+            </w:r>
+          </w:p>
+        </w:tc>
+        <w:tc>
+          <w:tcPr>
+            <w:tcW w:type="dxa" w:w="2160"/>
+          </w:tcPr>
+          <w:p>
+            <w:r>
+              <w:rPr>
+                <w:sz w:val="18"/>
+              </w:rPr>
+              <w:t>1.0708 +/- 0.0117</w:t>
+            </w:r>
+          </w:p>
+        </w:tc>
+        <w:tc>
+          <w:tcPr>
+            <w:tcW w:type="dxa" w:w="2160"/>
+          </w:tcPr>
+          <w:p>
+            <w:r>
+              <w:rPr>
+                <w:sz w:val="18"/>
+              </w:rPr>
+              <w:t>0.3810 +/- 0.0222</w:t>
+            </w:r>
+          </w:p>
+        </w:tc>
+      </w:tr>
+      <w:tr>
+        <w:tc>
+          <w:tcPr>
+            <w:tcW w:type="dxa" w:w="2160"/>
+          </w:tcPr>
+          <w:p>
+            <w:r>
+              <w:rPr>
+                <w:sz w:val="18"/>
+              </w:rPr>
+              <w:t>BioCandidateRanker（当前代码回放历史权重）</w:t>
+            </w:r>
+          </w:p>
+        </w:tc>
+        <w:tc>
+          <w:tcPr>
+            <w:tcW w:type="dxa" w:w="2160"/>
+          </w:tcPr>
+          <w:p>
+            <w:r>
+              <w:rPr>
+                <w:sz w:val="18"/>
+              </w:rPr>
+              <w:t>1.3956 +/- 0.0174</w:t>
+            </w:r>
+          </w:p>
+        </w:tc>
+        <w:tc>
+          <w:tcPr>
+            <w:tcW w:type="dxa" w:w="2160"/>
+          </w:tcPr>
+          <w:p>
+            <w:r>
+              <w:rPr>
+                <w:sz w:val="18"/>
+              </w:rPr>
+              <w:t>1.0744 +/- 0.0113</w:t>
+            </w:r>
+          </w:p>
+        </w:tc>
+        <w:tc>
+          <w:tcPr>
+            <w:tcW w:type="dxa" w:w="2160"/>
+          </w:tcPr>
+          <w:p>
+            <w:r>
+              <w:rPr>
+                <w:sz w:val="18"/>
+              </w:rPr>
+              <w:t>0.3749 +/- 0.0223</w:t>
+            </w:r>
+          </w:p>
+        </w:tc>
+      </w:tr>
+      <w:tr>
+        <w:tc>
+          <w:tcPr>
+            <w:tcW w:type="dxa" w:w="2160"/>
+          </w:tcPr>
+          <w:p>
+            <w:r>
+              <w:rPr>
+                <w:sz w:val="18"/>
+              </w:rPr>
+              <w:t>CataPro Mode B</w:t>
+            </w:r>
+          </w:p>
+        </w:tc>
+        <w:tc>
+          <w:tcPr>
+            <w:tcW w:type="dxa" w:w="2160"/>
+          </w:tcPr>
+          <w:p>
+            <w:r>
+              <w:rPr>
+                <w:sz w:val="18"/>
+              </w:rPr>
+              <w:t>1.3876 +/- 0.0195</w:t>
+            </w:r>
+          </w:p>
+        </w:tc>
+        <w:tc>
+          <w:tcPr>
+            <w:tcW w:type="dxa" w:w="2160"/>
+          </w:tcPr>
+          <w:p>
+            <w:r>
+              <w:rPr>
+                <w:sz w:val="18"/>
+              </w:rPr>
+              <w:t>1.0650 +/- 0.0105</w:t>
+            </w:r>
+          </w:p>
+        </w:tc>
+        <w:tc>
+          <w:tcPr>
+            <w:tcW w:type="dxa" w:w="2160"/>
+          </w:tcPr>
+          <w:p>
+            <w:r>
+              <w:rPr>
+                <w:sz w:val="18"/>
+              </w:rPr>
+              <w:t>0.4320 +/- 0.0004</w:t>
+            </w:r>
+          </w:p>
+        </w:tc>
+      </w:tr>
+      <w:tr>
+        <w:tc>
+          <w:tcPr>
+            <w:tcW w:type="dxa" w:w="2160"/>
+          </w:tcPr>
+          <w:p>
+            <w:r>
+              <w:rPr>
+                <w:sz w:val="18"/>
+              </w:rPr>
+              <w:t>CatPred Mode B（适配版）</w:t>
+            </w:r>
+          </w:p>
+        </w:tc>
+        <w:tc>
+          <w:tcPr>
+            <w:tcW w:type="dxa" w:w="2160"/>
+          </w:tcPr>
+          <w:p>
+            <w:r>
+              <w:rPr>
+                <w:sz w:val="18"/>
+              </w:rPr>
+              <w:t>1.3893 +/- 0.0175</w:t>
+            </w:r>
+          </w:p>
+        </w:tc>
+        <w:tc>
+          <w:tcPr>
+            <w:tcW w:type="dxa" w:w="2160"/>
+          </w:tcPr>
+          <w:p>
+            <w:r>
+              <w:rPr>
+                <w:sz w:val="18"/>
+              </w:rPr>
+              <w:t>1.0744 +/- 0.0144</w:t>
+            </w:r>
+          </w:p>
+        </w:tc>
+        <w:tc>
+          <w:tcPr>
+            <w:tcW w:type="dxa" w:w="2160"/>
+          </w:tcPr>
+          <w:p>
+            <w:r>
+              <w:rPr>
+                <w:sz w:val="18"/>
+              </w:rPr>
+              <w:t>0.3897 +/- 0.0279</w:t>
+            </w:r>
+          </w:p>
+        </w:tc>
+      </w:tr>
+      <w:tr>
+        <w:tc>
+          <w:tcPr>
+            <w:tcW w:type="dxa" w:w="2160"/>
+          </w:tcPr>
+          <w:p>
+            <w:r>
+              <w:rPr>
+                <w:sz w:val="18"/>
+              </w:rPr>
+              <w:t>UniKP Mode B</w:t>
+            </w:r>
+          </w:p>
+        </w:tc>
+        <w:tc>
+          <w:tcPr>
+            <w:tcW w:type="dxa" w:w="2160"/>
+          </w:tcPr>
+          <w:p>
+            <w:r>
+              <w:rPr>
+                <w:sz w:val="18"/>
+              </w:rPr>
+              <w:t>1.4093 +/- 0.0094</w:t>
+            </w:r>
+          </w:p>
+        </w:tc>
+        <w:tc>
+          <w:tcPr>
+            <w:tcW w:type="dxa" w:w="2160"/>
+          </w:tcPr>
+          <w:p>
+            <w:r>
+              <w:rPr>
+                <w:sz w:val="18"/>
+              </w:rPr>
+              <w:t>1.0785 +/- 0.0041</w:t>
+            </w:r>
+          </w:p>
+        </w:tc>
+        <w:tc>
+          <w:tcPr>
+            <w:tcW w:type="dxa" w:w="2160"/>
+          </w:tcPr>
+          <w:p>
+            <w:r>
+              <w:rPr>
+                <w:sz w:val="18"/>
+              </w:rPr>
+              <w:t>0.3777 +/- 0.0222</w:t>
+            </w:r>
+          </w:p>
+        </w:tc>
+      </w:tr>
+      <w:tr>
+        <w:tc>
+          <w:tcPr>
+            <w:tcW w:type="dxa" w:w="2160"/>
+          </w:tcPr>
+          <w:p>
+            <w:r>
+              <w:rPr>
+                <w:sz w:val="18"/>
+              </w:rPr>
+              <w:t>DLKcat Mode B</w:t>
+            </w:r>
+          </w:p>
+        </w:tc>
+        <w:tc>
+          <w:tcPr>
+            <w:tcW w:type="dxa" w:w="2160"/>
+          </w:tcPr>
+          <w:p>
+            <w:r>
+              <w:rPr>
+                <w:sz w:val="18"/>
+              </w:rPr>
+              <w:t>1.7138 +/- 0.1415</w:t>
+            </w:r>
+          </w:p>
+        </w:tc>
+        <w:tc>
+          <w:tcPr>
+            <w:tcW w:type="dxa" w:w="2160"/>
+          </w:tcPr>
+          <w:p>
+            <w:r>
+              <w:rPr>
+                <w:sz w:val="18"/>
+              </w:rPr>
+              <w:t>1.3351 +/- 0.1251</w:t>
+            </w:r>
+          </w:p>
+        </w:tc>
+        <w:tc>
+          <w:tcPr>
+            <w:tcW w:type="dxa" w:w="2160"/>
+          </w:tcPr>
+          <w:p>
+            <w:r>
+              <w:rPr>
+                <w:sz w:val="18"/>
+              </w:rPr>
+              <w:t>0.1463 +/- 0.0764</w:t>
+            </w:r>
+          </w:p>
+        </w:tc>
+      </w:tr>
+    </w:tbl>
+    <w:p>
+      <w:r>
+        <w:rPr>
+          <w:b/>
+        </w:rPr>
+        <w:t>补充表S5。</w:t>
+      </w:r>
+      <w:r>
+        <w:t xml:space="preserve"> 探索性家族配对bootstrap，RMSE差值（本模型减基线），5,000次家族重采样的95%区间（219个家族，种子20260918；未做多重比较校正）。</w:t>
+      </w:r>
+    </w:p>
+    <w:tbl>
+      <w:tblPr>
+        <w:tblStyle w:val="TableGrid"/>
+        <w:tblW w:type="auto" w:w="0"/>
+        <w:tblLook w:firstColumn="1" w:firstRow="1" w:lastColumn="0" w:lastRow="0" w:noHBand="0" w:noVBand="1" w:val="04A0"/>
+      </w:tblPr>
+      <w:tblGrid>
+        <w:gridCol w:w="2160"/>
+        <w:gridCol w:w="2160"/>
+        <w:gridCol w:w="2160"/>
+        <w:gridCol w:w="2160"/>
+      </w:tblGrid>
+      <w:tr>
+        <w:tc>
+          <w:tcPr>
+            <w:tcW w:type="dxa" w:w="2160"/>
+          </w:tcPr>
+          <w:p>
+            <w:r>
+              <w:rPr>
+                <w:b/>
+                <w:sz w:val="18"/>
+              </w:rPr>
+              <w:t>基线</w:t>
+            </w:r>
+          </w:p>
+        </w:tc>
+        <w:tc>
+          <w:tcPr>
+            <w:tcW w:type="dxa" w:w="2160"/>
+          </w:tcPr>
+          <w:p>
+            <w:r>
+              <w:rPr>
+                <w:b/>
+                <w:sz w:val="18"/>
+              </w:rPr>
+              <w:t>参照实现</w:t>
+            </w:r>
+          </w:p>
+        </w:tc>
+        <w:tc>
+          <w:tcPr>
+            <w:tcW w:type="dxa" w:w="2160"/>
+          </w:tcPr>
+          <w:p>
+            <w:r>
+              <w:rPr>
+                <w:b/>
+                <w:sz w:val="18"/>
+              </w:rPr>
+              <w:t>RMSE差值</w:t>
+            </w:r>
+          </w:p>
+        </w:tc>
+        <w:tc>
+          <w:tcPr>
+            <w:tcW w:type="dxa" w:w="2160"/>
+          </w:tcPr>
+          <w:p>
+            <w:r>
+              <w:rPr>
+                <w:b/>
+                <w:sz w:val="18"/>
+              </w:rPr>
+              <w:t>95%区间</w:t>
+            </w:r>
+          </w:p>
+        </w:tc>
+      </w:tr>
+      <w:tr>
+        <w:tc>
+          <w:tcPr>
+            <w:tcW w:type="dxa" w:w="2160"/>
+          </w:tcPr>
+          <w:p>
+            <w:r>
+              <w:rPr>
+                <w:sz w:val="18"/>
+              </w:rPr>
+              <w:t>CatPred</w:t>
+            </w:r>
+          </w:p>
+        </w:tc>
+        <w:tc>
+          <w:tcPr>
+            <w:tcW w:type="dxa" w:w="2160"/>
+          </w:tcPr>
+          <w:p>
+            <w:r>
+              <w:rPr>
+                <w:sz w:val="18"/>
+              </w:rPr>
+              <w:t>历史实现</w:t>
+            </w:r>
+          </w:p>
+        </w:tc>
+        <w:tc>
+          <w:tcPr>
+            <w:tcW w:type="dxa" w:w="2160"/>
+          </w:tcPr>
+          <w:p>
+            <w:r>
+              <w:rPr>
+                <w:sz w:val="18"/>
+              </w:rPr>
+              <w:t>+0.0023</w:t>
+            </w:r>
+          </w:p>
+        </w:tc>
+        <w:tc>
+          <w:tcPr>
+            <w:tcW w:type="dxa" w:w="2160"/>
+          </w:tcPr>
+          <w:p>
+            <w:r>
+              <w:rPr>
+                <w:sz w:val="18"/>
+              </w:rPr>
+              <w:t>[-0.0555, +0.0634]</w:t>
+            </w:r>
+          </w:p>
+        </w:tc>
+      </w:tr>
+      <w:tr>
+        <w:tc>
+          <w:tcPr>
+            <w:tcW w:type="dxa" w:w="2160"/>
+          </w:tcPr>
+          <w:p>
+            <w:r>
+              <w:rPr>
+                <w:sz w:val="18"/>
+              </w:rPr>
+              <w:t>CataPro</w:t>
+            </w:r>
+          </w:p>
+        </w:tc>
+        <w:tc>
+          <w:tcPr>
+            <w:tcW w:type="dxa" w:w="2160"/>
+          </w:tcPr>
+          <w:p>
+            <w:r>
+              <w:rPr>
+                <w:sz w:val="18"/>
+              </w:rPr>
+              <w:t>当前代码回放</w:t>
+            </w:r>
+          </w:p>
+        </w:tc>
+        <w:tc>
+          <w:tcPr>
+            <w:tcW w:type="dxa" w:w="2160"/>
+          </w:tcPr>
+          <w:p>
+            <w:r>
+              <w:rPr>
+                <w:sz w:val="18"/>
+              </w:rPr>
+              <w:t>+0.0080</w:t>
+            </w:r>
+          </w:p>
+        </w:tc>
+        <w:tc>
+          <w:tcPr>
+            <w:tcW w:type="dxa" w:w="2160"/>
+          </w:tcPr>
+          <w:p>
+            <w:r>
+              <w:rPr>
+                <w:sz w:val="18"/>
+              </w:rPr>
+              <w:t>[-0.0731, +0.0967]</w:t>
+            </w:r>
+          </w:p>
+        </w:tc>
+      </w:tr>
+      <w:tr>
+        <w:tc>
+          <w:tcPr>
+            <w:tcW w:type="dxa" w:w="2160"/>
+          </w:tcPr>
+          <w:p>
+            <w:r>
+              <w:rPr>
+                <w:sz w:val="18"/>
+              </w:rPr>
+              <w:t>UniKP</w:t>
+            </w:r>
+          </w:p>
+        </w:tc>
+        <w:tc>
+          <w:tcPr>
+            <w:tcW w:type="dxa" w:w="2160"/>
+          </w:tcPr>
+          <w:p>
+            <w:r>
+              <w:rPr>
+                <w:sz w:val="18"/>
+              </w:rPr>
+              <w:t>当前代码回放</w:t>
+            </w:r>
+          </w:p>
+        </w:tc>
+        <w:tc>
+          <w:tcPr>
+            <w:tcW w:type="dxa" w:w="2160"/>
+          </w:tcPr>
+          <w:p>
+            <w:r>
+              <w:rPr>
+                <w:sz w:val="18"/>
+              </w:rPr>
+              <w:t>-0.0137</w:t>
+            </w:r>
+          </w:p>
+        </w:tc>
+        <w:tc>
+          <w:tcPr>
+            <w:tcW w:type="dxa" w:w="2160"/>
+          </w:tcPr>
+          <w:p>
+            <w:r>
+              <w:rPr>
+                <w:sz w:val="18"/>
+              </w:rPr>
+              <w:t>[-0.0717, +0.0511]</w:t>
+            </w:r>
+          </w:p>
+        </w:tc>
+      </w:tr>
+    </w:tbl>
+    <w:p>
+      <w:r>
+        <w:t>所有区间均跨零：既未确立优越性，也未确立等效性。机器可读收据：</w:t>
+      </w:r>
+      <w:r>
+        <w:rPr>
+          <w:rFonts w:ascii="Consolas" w:hAnsi="Consolas"/>
+        </w:rPr>
+        <w:t>artifacts/catapro-mode-b/internal-test/</w:t>
+      </w:r>
+      <w:r>
+        <w:t>、</w:t>
+      </w:r>
+      <w:r>
+        <w:rPr>
+          <w:rFonts w:ascii="Consolas" w:hAnsi="Consolas"/>
+        </w:rPr>
+        <w:t>artifacts/catpred-mode-b/internal-test/</w:t>
+      </w:r>
+      <w:r>
+        <w:t>、</w:t>
+      </w:r>
+      <w:r>
+        <w:rPr>
+          <w:rFonts w:ascii="Consolas" w:hAnsi="Consolas"/>
+        </w:rPr>
+        <w:t>artifacts/paired-family-analysis/current-code/paired-bootstrap.json</w:t>
+      </w:r>
+      <w:r>
+        <w:t xml:space="preserve">；冻结协议 </w:t>
+      </w:r>
+      <w:r>
+        <w:rPr>
+          <w:rFonts w:ascii="Consolas" w:hAnsi="Consolas"/>
+        </w:rPr>
+        <w:t>configs/catapro_internal_test_freeze.json</w:t>
+      </w:r>
+      <w:r>
+        <w:t>、</w:t>
+      </w:r>
+      <w:r>
+        <w:rPr>
+          <w:rFonts w:ascii="Consolas" w:hAnsi="Consolas"/>
+        </w:rPr>
+        <w:t>configs/catpred_internal_test_protocol.json</w:t>
+      </w:r>
+      <w:r>
+        <w:t>。</w:t>
+      </w:r>
+    </w:p>
+    <w:p/>
+    <w:p>
+      <w:pPr>
+        <w:pStyle w:val="Heading1"/>
+      </w:pPr>
+      <w:r>
         <w:t>S6: 声明边界</w:t>
       </w:r>
     </w:p>
     <w:p>
       <w:r>
-        <w:t>本工作建立了内部同源冷预测增益，并完成模态事后诊断。未建立：校准不确定性、外部 kcat 验证、活性或通量预测、候选排序效用、或酶工程决策的出版级效力。前瞻性独立基准仍未完成（192/300 条记录，25/30 个家族）。未对前瞻性池生成模型预测。</w:t>
+        <w:t>本工作建立了内部同源冷预测增益，并完成模态事后诊断。未建立：校准不确定性、外部 kcat 验证、活性或通量预测、候选排序效用、或酶工程决策的出版级效力。前瞻性独立基准仍未完成（209/300 条记录，28/30 个家族）。未对前瞻性池生成模型预测。</w:t>
       </w:r>
     </w:p>
     <w:sectPr>
